--- a/Rapid Cortex Internal Docs/RC_Penetration_Testing_Manual.docx
+++ b/Rapid Cortex Internal Docs/RC_Penetration_Testing_Manual.docx
@@ -31,7 +31,7 @@
           <w:sz w:val="72"/>
           <w:szCs w:val="72"/>
         </w:rPr>
-        <w:t xml:space="preserve">RAPID CORTEX</w:t>
+        <w:t xml:space="preserve">NEXCORT IQ</w:t>
       </w:r>
     </w:p>
     <w:p>
@@ -149,7 +149,7 @@
           <w:sz w:val="22"/>
           <w:szCs w:val="22"/>
         </w:rPr>
-        <w:t xml:space="preserve">  |  Do not distribute outside Rapid Cortex</w:t>
+        <w:t xml:space="preserve">  |  Do not distribute outside NexCort iQ</w:t>
       </w:r>
     </w:p>
     <w:p>
@@ -168,7 +168,7 @@
           <w:sz w:val="20"/>
           <w:szCs w:val="20"/>
         </w:rPr>
-        <w:t xml:space="preserve">Apps on Demand LLC d/b/a Rapid Cortex</w:t>
+        <w:t xml:space="preserve">Apps on Demand LLC d/b/a NexCort iQ</w:t>
       </w:r>
     </w:p>
     <w:p>
@@ -352,7 +352,7 @@
                 <w:sz w:val="18"/>
                 <w:szCs w:val="18"/>
               </w:rPr>
-              <w:t xml:space="preserve">Rapid Cortex Penetration Testing Manual</w:t>
+              <w:t xml:space="preserve">NexCort iQ Penetration Testing Manual</w:t>
             </w:r>
           </w:p>
         </w:tc>
@@ -592,7 +592,7 @@
                 <w:sz w:val="18"/>
                 <w:szCs w:val="18"/>
               </w:rPr>
-              <w:t xml:space="preserve">Rapid Cortex Security Engineering</w:t>
+              <w:t xml:space="preserve">NexCort iQ Security Engineering</w:t>
             </w:r>
           </w:p>
         </w:tc>
@@ -1091,7 +1091,7 @@
           <w:sz w:val="20"/>
           <w:szCs w:val="20"/>
         </w:rPr>
-        <w:t xml:space="preserve">This document contains detailed offensive security techniques. It is authorized for use by Rapid Cortex security engineers and contracted penetration testing firms only. Unauthorized use of any technique described herein against systems you do not own or have explicit written permission to test is a criminal offense under the Computer Fraud and Abuse Act (18 U.S.C. § 1030) and the Electronic Communications Privacy Act (18 U.S.C. § 2511).</w:t>
+        <w:t xml:space="preserve">This document contains detailed offensive security techniques. It is authorized for use by NexCort iQ security engineers and contracted penetration testing firms only. Unauthorized use of any technique described herein against systems you do not own or have explicit written permission to test is a criminal offense under the Computer Fraud and Abuse Act (18 U.S.C. § 1030) and the Electronic Communications Privacy Act (18 U.S.C. § 2511).</w:t>
       </w:r>
     </w:p>
     <w:p>
@@ -1130,7 +1130,7 @@
           <w:sz w:val="20"/>
           <w:szCs w:val="20"/>
         </w:rPr>
-        <w:t xml:space="preserve">This manual defines the penetration testing program for the Rapid Cortex public safety intelligence platform. Rapid Cortex processes sensitive emergency communications data for 911 dispatch centers, law enforcement, fire rescue, EMS, and emergency management agencies. Many customers operate under CJIS Security Policy requirements, which mandates security assessments including penetration testing for systems that access Criminal Justice Information.</w:t>
+        <w:t xml:space="preserve">This manual defines the penetration testing program for the NexCort iQ public safety intelligence platform. NexCort iQ processes sensitive emergency communications data for 911 dispatch centers, law enforcement, fire rescue, EMS, and emergency management agencies. Many customers operate under CJIS Security Policy requirements, which mandates security assessments including penetration testing for systems that access Criminal Justice Information.</w:t>
       </w:r>
     </w:p>
     <w:p>
@@ -1149,7 +1149,7 @@
           <w:sz w:val="20"/>
           <w:szCs w:val="20"/>
         </w:rPr>
-        <w:t xml:space="preserve">This manual covers seven core penetration testing disciplines plus additional testing areas specific to the Rapid Cortex technical stack. Each section defines the objective, methodology, tooling, Rapid Cortex-specific attack surface, and pass/fail criteria.</w:t>
+        <w:t xml:space="preserve">This manual covers seven core penetration testing disciplines plus additional testing areas specific to the NexCort iQ technical stack. Each section defines the objective, methodology, tooling, NexCort iQ-specific attack surface, and pass/fail criteria.</w:t>
       </w:r>
     </w:p>
     <w:p>
@@ -1249,7 +1249,7 @@
           <w:sz w:val="20"/>
           <w:szCs w:val="20"/>
         </w:rPr>
-        <w:t xml:space="preserve">Verify RBAC role isolation across all nine Rapid Cortex roles</w:t>
+        <w:t xml:space="preserve">Verify RBAC role isolation across all nine NexCort iQ roles</w:t>
       </w:r>
     </w:p>
     <w:p>
@@ -2921,7 +2921,7 @@
           <w:sz w:val="20"/>
           <w:szCs w:val="20"/>
         </w:rPr>
-        <w:t xml:space="preserve">No penetration testing activity may begin without a signed Rules of Engagement (ROE) document and explicit written authorization from Rapid Cortex leadership. This applies to both internal security engineers and contracted firms.</w:t>
+        <w:t xml:space="preserve">No penetration testing activity may begin without a signed Rules of Engagement (ROE) document and explicit written authorization from NexCort iQ leadership. This applies to both internal security engineers and contracted firms.</w:t>
       </w:r>
     </w:p>
     <w:p>
@@ -3512,7 +3512,7 @@
           <w:sz w:val="20"/>
           <w:szCs w:val="20"/>
         </w:rPr>
-        <w:t xml:space="preserve">Third-party systems not owned by Rapid Cortex (Ring's servers, Amazon servers)</w:t>
+        <w:t xml:space="preserve">Third-party systems not owned by NexCort iQ (Ring's servers, Amazon servers)</w:t>
       </w:r>
     </w:p>
     <w:p>
@@ -3692,7 +3692,7 @@
           <w:sz w:val="20"/>
           <w:szCs w:val="20"/>
         </w:rPr>
-        <w:t xml:space="preserve">Rapid Cortex serves agencies subject to the FBI CJIS Security Policy v5.9. Section 5.10 (Security Assessment) requires:</w:t>
+        <w:t xml:space="preserve">NexCort iQ serves agencies subject to the FBI CJIS Security Policy v5.9. Section 5.10 (Security Assessment) requires:</w:t>
       </w:r>
     </w:p>
     <w:p>
@@ -4436,7 +4436,7 @@
           <w:sz w:val="20"/>
           <w:szCs w:val="20"/>
         </w:rPr>
-        <w:t xml:space="preserve">Network port scanning identifies open ports, running services, and exposed software versions on Rapid Cortex infrastructure. This phase maps the external attack surface before any exploitation attempts.</w:t>
+        <w:t xml:space="preserve">Network port scanning identifies open ports, running services, and exposed software versions on NexCort iQ infrastructure. This phase maps the external attack surface before any exploitation attempts.</w:t>
       </w:r>
     </w:p>
     <w:p>
@@ -4658,7 +4658,7 @@
           <w:sz w:val="16"/>
           <w:szCs w:val="16"/>
         </w:rPr>
-        <w:t xml:space="preserve"># Scan all Rapid Cortex domains</w:t>
+        <w:t xml:space="preserve"># Scan all NexCort iQ domains</w:t>
       </w:r>
     </w:p>
     <w:p>
@@ -5459,7 +5459,7 @@
           <w:sz w:val="26"/>
           <w:szCs w:val="26"/>
         </w:rPr>
-        <w:t xml:space="preserve">Rapid Cortex Attack Surface — What to Look For</w:t>
+        <w:t xml:space="preserve">NexCort iQ Attack Surface — What to Look For</w:t>
       </w:r>
     </w:p>
     <w:p>
@@ -6947,7 +6947,7 @@
           <w:sz w:val="26"/>
           <w:szCs w:val="26"/>
         </w:rPr>
-        <w:t xml:space="preserve">Rapid Cortex Specific Exploit Targets</w:t>
+        <w:t xml:space="preserve">NexCort iQ Specific Exploit Targets</w:t>
       </w:r>
     </w:p>
     <w:p>
@@ -7801,7 +7801,7 @@
           <w:sz w:val="20"/>
           <w:szCs w:val="20"/>
         </w:rPr>
-        <w:t xml:space="preserve">Rapid Cortex uses Cognito tokens (JWT in Authorization header) not session cookies. XSS cannot steal Authorization header values directly, but can make authenticated API calls from the victim's browser context.</w:t>
+        <w:t xml:space="preserve">NexCort iQ uses Cognito tokens (JWT in Authorization header) not session cookies. XSS cannot steal Authorization header values directly, but can make authenticated API calls from the victim's browser context.</w:t>
       </w:r>
     </w:p>
     <w:p>
@@ -8057,7 +8057,7 @@
           <w:sz w:val="16"/>
           <w:szCs w:val="16"/>
         </w:rPr>
-        <w:t xml:space="preserve"># Build a cross-origin form that submits to a Rapid Cortex endpoint</w:t>
+        <w:t xml:space="preserve"># Build a cross-origin form that submits to a NexCort iQ endpoint</w:t>
       </w:r>
     </w:p>
     <w:p>
@@ -8444,7 +8444,7 @@
           <w:sz w:val="26"/>
           <w:szCs w:val="26"/>
         </w:rPr>
-        <w:t xml:space="preserve">Rapid Cortex Specific Session Risks</w:t>
+        <w:t xml:space="preserve">NexCort iQ Specific Session Risks</w:t>
       </w:r>
     </w:p>
     <w:tbl>
@@ -9437,7 +9437,7 @@
           <w:sz w:val="20"/>
           <w:szCs w:val="20"/>
         </w:rPr>
-        <w:t xml:space="preserve">Social engineering tests must only be conducted by a contracted professional firm with explicit written authorization from Rapid Cortex leadership AND written consent from the affected agency if testing extends to agency employees. Internal team members must be notified after the test (not before, to preserve test validity). HR must be briefed before testing begins.</w:t>
+        <w:t xml:space="preserve">Social engineering tests must only be conducted by a contracted professional firm with explicit written authorization from NexCort iQ leadership AND written consent from the affected agency if testing extends to agency employees. Internal team members must be notified after the test (not before, to preserve test validity). HR must be briefed before testing begins.</w:t>
       </w:r>
     </w:p>
     <w:p>
@@ -10011,7 +10011,7 @@
           <w:sz w:val="26"/>
           <w:szCs w:val="26"/>
         </w:rPr>
-        <w:t xml:space="preserve">Rapid Cortex Specific Social Engineering Risks</w:t>
+        <w:t xml:space="preserve">NexCort iQ Specific Social Engineering Risks</w:t>
       </w:r>
     </w:p>
     <w:tbl>
@@ -10910,7 +10910,7 @@
           <w:sz w:val="20"/>
           <w:szCs w:val="20"/>
         </w:rPr>
-        <w:t xml:space="preserve">Physical access testing examines whether an attacker could gain physical access to hardware, workstations, or networks used by Rapid Cortex. For a cloud-native platform, the physical attack surface centers on developer workstations and any shared office environments, rather than server hardware.</w:t>
+        <w:t xml:space="preserve">Physical access testing examines whether an attacker could gain physical access to hardware, workstations, or networks used by NexCort iQ. For a cloud-native platform, the physical attack surface centers on developer workstations and any shared office environments, rather than server hardware.</w:t>
       </w:r>
     </w:p>
     <w:p>
@@ -10945,7 +10945,7 @@
           <w:sz w:val="20"/>
           <w:szCs w:val="20"/>
         </w:rPr>
-        <w:t xml:space="preserve">AWS manages physical security of its data centers under SOC 2 Type II, ISO 27001, and FedRAMP certifications. Physical testing for Rapid Cortex does not include AWS data centers.</w:t>
+        <w:t xml:space="preserve">AWS manages physical security of its data centers under SOC 2 Type II, ISO 27001, and FedRAMP certifications. Physical testing for NexCort iQ does not include AWS data centers.</w:t>
       </w:r>
     </w:p>
     <w:p>
@@ -10993,7 +10993,7 @@
           <w:sz w:val="20"/>
           <w:szCs w:val="20"/>
         </w:rPr>
-        <w:t xml:space="preserve">Rapid Cortex developer workstations with production AWS access</w:t>
+        <w:t xml:space="preserve">NexCort iQ developer workstations with production AWS access</w:t>
       </w:r>
     </w:p>
     <w:p>
@@ -11640,7 +11640,7 @@
           <w:sz w:val="26"/>
           <w:szCs w:val="26"/>
         </w:rPr>
-        <w:t xml:space="preserve">Rapid Cortex Specific Physical Risks</w:t>
+        <w:t xml:space="preserve">NexCort iQ Specific Physical Risks</w:t>
       </w:r>
     </w:p>
     <w:tbl>
@@ -12409,7 +12409,7 @@
           <w:sz w:val="26"/>
           <w:szCs w:val="26"/>
         </w:rPr>
-        <w:t xml:space="preserve">Primary Targets for Rapid Cortex</w:t>
+        <w:t xml:space="preserve">Primary Targets for NexCort iQ</w:t>
       </w:r>
     </w:p>
     <w:p>
@@ -13033,7 +13033,7 @@
           <w:sz w:val="26"/>
           <w:szCs w:val="26"/>
         </w:rPr>
-        <w:t xml:space="preserve">Rapid Cortex Specific Memory Risks</w:t>
+        <w:t xml:space="preserve">NexCort iQ Specific Memory Risks</w:t>
       </w:r>
     </w:p>
     <w:tbl>
@@ -13928,7 +13928,7 @@
           <w:sz w:val="26"/>
           <w:szCs w:val="26"/>
         </w:rPr>
-        <w:t xml:space="preserve">High-Value Target Areas in Rapid Cortex</w:t>
+        <w:t xml:space="preserve">High-Value Target Areas in NexCort iQ</w:t>
       </w:r>
     </w:p>
     <w:tbl>
@@ -15645,7 +15645,7 @@
           <w:sz w:val="20"/>
           <w:szCs w:val="20"/>
         </w:rPr>
-        <w:t xml:space="preserve">Rapid Cortex is an API-first platform. Every capability is exposed through REST APIs consumed by the web app, desktop app, and external integrations. This phase validates all API endpoints against OWASP API Security Top 10.</w:t>
+        <w:t xml:space="preserve">NexCort iQ is an API-first platform. Every capability is exposed through REST APIs consumed by the web app, desktop app, and external integrations. This phase validates all API endpoints against OWASP API Security Top 10.</w:t>
       </w:r>
     </w:p>
     <w:p>
@@ -15667,7 +15667,7 @@
           <w:sz w:val="26"/>
           <w:szCs w:val="26"/>
         </w:rPr>
-        <w:t xml:space="preserve">OWASP API Security Top 10 — Rapid Cortex Checklist</w:t>
+        <w:t xml:space="preserve">OWASP API Security Top 10 — NexCort iQ Checklist</w:t>
       </w:r>
     </w:p>
     <w:tbl>
@@ -17286,7 +17286,7 @@
           <w:sz w:val="20"/>
           <w:szCs w:val="20"/>
         </w:rPr>
-        <w:t xml:space="preserve">CORS restricted to known Rapid Cortex domains</w:t>
+        <w:t xml:space="preserve">CORS restricted to known NexCort iQ domains</w:t>
       </w:r>
     </w:p>
     <w:p>
@@ -17377,7 +17377,7 @@
           <w:sz w:val="20"/>
           <w:szCs w:val="20"/>
         </w:rPr>
-        <w:t xml:space="preserve">Rapid Cortex runs entirely on AWS. This phase validates IAM policies, S3 bucket configurations, Lambda security, Cognito hardening, and DynamoDB access controls.</w:t>
+        <w:t xml:space="preserve">NexCort iQ runs entirely on AWS. This phase validates IAM policies, S3 bucket configurations, Lambda security, Cognito hardening, and DynamoDB access controls.</w:t>
       </w:r>
     </w:p>
     <w:p>
@@ -25937,7 +25937,7 @@
           <w:sz w:val="32"/>
           <w:szCs w:val="32"/>
         </w:rPr>
-        <w:t xml:space="preserve">Appendix B — Rapid Cortex Attack Surface Reference</w:t>
+        <w:t xml:space="preserve">Appendix B — NexCort iQ Attack Surface Reference</w:t>
       </w:r>
     </w:p>
     <w:tbl>
@@ -27627,7 +27627,7 @@
                 <w:sz w:val="18"/>
                 <w:szCs w:val="18"/>
               </w:rPr>
-              <w:t xml:space="preserve">Rapid Cortex Control</w:t>
+              <w:t xml:space="preserve">NexCort iQ Control</w:t>
             </w:r>
           </w:p>
         </w:tc>
@@ -28556,7 +28556,7 @@
           <w:sz w:val="18"/>
           <w:szCs w:val="18"/>
         </w:rPr>
-        <w:t xml:space="preserve">RC-SEC-PENTEST-001 v1.0  |  Rapid Cortex  |  Confidential</w:t>
+        <w:t xml:space="preserve">RC-SEC-PENTEST-001 v1.0  |  NexCort iQ  |  Confidential</w:t>
       </w:r>
     </w:p>
     <w:sectPr>
@@ -28671,7 +28671,7 @@
         <w:sz w:val="16"/>
         <w:szCs w:val="16"/>
       </w:rPr>
-      <w:t xml:space="preserve">  |  Apps on Demand LLC d/b/a Rapid Cortex  |  Internal Use Only</w:t>
+      <w:t xml:space="preserve">  |  Apps on Demand LLC d/b/a NexCort iQ  |  Internal Use Only</w:t>
     </w:r>
   </w:p>
 </w:ftr>
@@ -28745,7 +28745,7 @@
               <w:sz w:val="16"/>
               <w:szCs w:val="16"/>
             </w:rPr>
-            <w:t xml:space="preserve">RAPID CORTEX</w:t>
+            <w:t xml:space="preserve">NEXCORT IQ</w:t>
           </w:r>
           <w:r>
             <w:rPr>
